--- a/lab05_ensembles/СШІ-ЛР-5-ВТ-23-2-Камінський.docx
+++ b/lab05_ensembles/СШІ-ЛР-5-ВТ-23-2-Камінський.docx
@@ -217,7 +217,7 @@
           <w:i w:val="0"/>
           <w:sz w:val="28"/>
         </w:rPr>
-        <w:t>Перевірив: ____________________</w:t>
+        <w:t>Перевірив: Фант М.О.</w:t>
       </w:r>
     </w:p>
     <w:p>
